--- a/data/软著材料/热带水果数据集采集系统-用户手册-含截图-更新.docx
+++ b/data/软著材料/热带水果数据集采集系统-用户手册-含截图-更新.docx
@@ -234,7 +234,7 @@
         <w:ind w:firstLine="420"/>
       </w:pPr>
       <w:r>
-        <w:t>手机本地存储：保存时将图片写入手机相册「FruitCollector」及应用外部目录，同时生成 batch_xxx.json 批次元数据文件，可在图库或文件管理器中查看；</w:t>
+        <w:t>手机本地存储：保存时优先写入手机相册「FruitCollector」，同时在应用私有目录保留原图副本及 batch_xxx.json 批次元数据，可在图库或应用数据中查看；</w:t>
       </w:r>
     </w:p>
     <w:p>
@@ -291,96 +291,296 @@
     </w:p>
     <w:p>
       <w:pPr>
-        <w:spacing w:line="360" w:lineRule="auto"/>
-        <w:ind w:firstLine="420"/>
+        <w:jc w:val="center"/>
       </w:pPr>
       <w:r>
+        <w:rPr>
+          <w:rFonts w:ascii="黑体" w:hAnsi="黑体" w:eastAsia="黑体"/>
+          <w:b/>
+          <w:sz w:val="24"/>
+        </w:rPr>
         <w:t>表1 硬件运行环境</w:t>
       </w:r>
     </w:p>
-    <w:p>
-      <w:pPr>
-        <w:spacing w:line="360" w:lineRule="auto"/>
-        <w:ind w:firstLine="420"/>
-      </w:pPr>
-    </w:p>
-    <w:p>
-      <w:pPr>
-        <w:spacing w:line="360" w:lineRule="auto"/>
-        <w:ind w:firstLine="420"/>
-      </w:pPr>
-      <w:r>
-        <w:t>选项</w:t>
-        <w:tab/>
-        <w:t>要求</w:t>
-      </w:r>
-    </w:p>
-    <w:p>
-      <w:pPr>
-        <w:spacing w:line="360" w:lineRule="auto"/>
-        <w:ind w:firstLine="420"/>
-      </w:pPr>
-      <w:r>
-        <w:t>处理器</w:t>
-        <w:tab/>
-        <w:t>ARM 64 位及以上移动处理器</w:t>
-      </w:r>
-    </w:p>
-    <w:p>
-      <w:pPr>
-        <w:spacing w:line="360" w:lineRule="auto"/>
-        <w:ind w:firstLine="420"/>
-      </w:pPr>
-      <w:r>
-        <w:t>内存</w:t>
-        <w:tab/>
-        <w:t>2GB 及以上</w:t>
-      </w:r>
-    </w:p>
-    <w:p>
-      <w:pPr>
-        <w:spacing w:line="360" w:lineRule="auto"/>
-        <w:ind w:firstLine="420"/>
-      </w:pPr>
-      <w:r>
-        <w:t>存储空间</w:t>
-        <w:tab/>
-        <w:t>100MB 应用安装空间；采集数据另计</w:t>
-      </w:r>
-    </w:p>
-    <w:p>
-      <w:pPr>
-        <w:spacing w:line="360" w:lineRule="auto"/>
-        <w:ind w:firstLine="420"/>
-      </w:pPr>
-      <w:r>
-        <w:t>摄像头</w:t>
-        <w:tab/>
-        <w:t>支持后置/前置相机</w:t>
-      </w:r>
-    </w:p>
-    <w:p>
-      <w:pPr>
-        <w:spacing w:line="360" w:lineRule="auto"/>
-        <w:ind w:firstLine="420"/>
-      </w:pPr>
-      <w:r>
-        <w:t>定位</w:t>
-        <w:tab/>
-        <w:t>支持 GPS 或网络定位（可选）</w:t>
-      </w:r>
-    </w:p>
-    <w:p>
-      <w:pPr>
-        <w:spacing w:line="360" w:lineRule="auto"/>
-        <w:ind w:firstLine="420"/>
-      </w:pPr>
-      <w:r>
-        <w:t>网络</w:t>
-        <w:tab/>
-        <w:t>导出与云端构建需网络；现场采集可离线</w:t>
-      </w:r>
-    </w:p>
+    <w:tbl>
+      <w:tblPr>
+        <w:tblStyle w:val="TableGrid"/>
+        <w:tblW w:type="auto" w:w="0"/>
+        <w:jc w:val="center"/>
+        <w:tblLook w:firstColumn="1" w:firstRow="1" w:lastColumn="0" w:lastRow="0" w:noHBand="0" w:noVBand="1" w:val="04A0"/>
+      </w:tblPr>
+      <w:tblGrid>
+        <w:gridCol w:w="4320"/>
+        <w:gridCol w:w="4320"/>
+      </w:tblGrid>
+      <w:tr>
+        <w:tc>
+          <w:tcPr>
+            <w:tcW w:type="dxa" w:w="4320"/>
+          </w:tcPr>
+          <w:p>
+            <w:pPr>
+              <w:jc w:val="center"/>
+            </w:pPr>
+            <w:r>
+              <w:rPr>
+                <w:rFonts w:ascii="宋体" w:hAnsi="宋体" w:eastAsia="宋体"/>
+                <w:b/>
+                <w:sz w:val="24"/>
+              </w:rPr>
+              <w:t>选项</w:t>
+            </w:r>
+          </w:p>
+        </w:tc>
+        <w:tc>
+          <w:tcPr>
+            <w:tcW w:type="dxa" w:w="4320"/>
+          </w:tcPr>
+          <w:p>
+            <w:pPr>
+              <w:jc w:val="center"/>
+            </w:pPr>
+            <w:r>
+              <w:rPr>
+                <w:rFonts w:ascii="宋体" w:hAnsi="宋体" w:eastAsia="宋体"/>
+                <w:b/>
+                <w:sz w:val="24"/>
+              </w:rPr>
+              <w:t>要求</w:t>
+            </w:r>
+          </w:p>
+        </w:tc>
+      </w:tr>
+      <w:tr>
+        <w:tc>
+          <w:tcPr>
+            <w:tcW w:type="dxa" w:w="4320"/>
+          </w:tcPr>
+          <w:p>
+            <w:pPr>
+              <w:jc w:val="center"/>
+            </w:pPr>
+            <w:r>
+              <w:rPr>
+                <w:rFonts w:ascii="宋体" w:hAnsi="宋体" w:eastAsia="宋体"/>
+                <w:b w:val="0"/>
+                <w:sz w:val="24"/>
+              </w:rPr>
+              <w:t>处理器</w:t>
+            </w:r>
+          </w:p>
+        </w:tc>
+        <w:tc>
+          <w:tcPr>
+            <w:tcW w:type="dxa" w:w="4320"/>
+          </w:tcPr>
+          <w:p>
+            <w:pPr>
+              <w:jc w:val="center"/>
+            </w:pPr>
+            <w:r>
+              <w:rPr>
+                <w:rFonts w:ascii="宋体" w:hAnsi="宋体" w:eastAsia="宋体"/>
+                <w:b w:val="0"/>
+                <w:sz w:val="24"/>
+              </w:rPr>
+              <w:t>ARM 64 位及以上移动处理器</w:t>
+            </w:r>
+          </w:p>
+        </w:tc>
+      </w:tr>
+      <w:tr>
+        <w:tc>
+          <w:tcPr>
+            <w:tcW w:type="dxa" w:w="4320"/>
+          </w:tcPr>
+          <w:p>
+            <w:pPr>
+              <w:jc w:val="center"/>
+            </w:pPr>
+            <w:r>
+              <w:rPr>
+                <w:rFonts w:ascii="宋体" w:hAnsi="宋体" w:eastAsia="宋体"/>
+                <w:b w:val="0"/>
+                <w:sz w:val="24"/>
+              </w:rPr>
+              <w:t>内存</w:t>
+            </w:r>
+          </w:p>
+        </w:tc>
+        <w:tc>
+          <w:tcPr>
+            <w:tcW w:type="dxa" w:w="4320"/>
+          </w:tcPr>
+          <w:p>
+            <w:pPr>
+              <w:jc w:val="center"/>
+            </w:pPr>
+            <w:r>
+              <w:rPr>
+                <w:rFonts w:ascii="宋体" w:hAnsi="宋体" w:eastAsia="宋体"/>
+                <w:b w:val="0"/>
+                <w:sz w:val="24"/>
+              </w:rPr>
+              <w:t>2GB 及以上</w:t>
+            </w:r>
+          </w:p>
+        </w:tc>
+      </w:tr>
+      <w:tr>
+        <w:tc>
+          <w:tcPr>
+            <w:tcW w:type="dxa" w:w="4320"/>
+          </w:tcPr>
+          <w:p>
+            <w:pPr>
+              <w:jc w:val="center"/>
+            </w:pPr>
+            <w:r>
+              <w:rPr>
+                <w:rFonts w:ascii="宋体" w:hAnsi="宋体" w:eastAsia="宋体"/>
+                <w:b w:val="0"/>
+                <w:sz w:val="24"/>
+              </w:rPr>
+              <w:t>存储空间</w:t>
+            </w:r>
+          </w:p>
+        </w:tc>
+        <w:tc>
+          <w:tcPr>
+            <w:tcW w:type="dxa" w:w="4320"/>
+          </w:tcPr>
+          <w:p>
+            <w:pPr>
+              <w:jc w:val="center"/>
+            </w:pPr>
+            <w:r>
+              <w:rPr>
+                <w:rFonts w:ascii="宋体" w:hAnsi="宋体" w:eastAsia="宋体"/>
+                <w:b w:val="0"/>
+                <w:sz w:val="24"/>
+              </w:rPr>
+              <w:t>100MB 应用安装空间；采集数据另计</w:t>
+            </w:r>
+          </w:p>
+        </w:tc>
+      </w:tr>
+      <w:tr>
+        <w:tc>
+          <w:tcPr>
+            <w:tcW w:type="dxa" w:w="4320"/>
+          </w:tcPr>
+          <w:p>
+            <w:pPr>
+              <w:jc w:val="center"/>
+            </w:pPr>
+            <w:r>
+              <w:rPr>
+                <w:rFonts w:ascii="宋体" w:hAnsi="宋体" w:eastAsia="宋体"/>
+                <w:b w:val="0"/>
+                <w:sz w:val="24"/>
+              </w:rPr>
+              <w:t>摄像头</w:t>
+            </w:r>
+          </w:p>
+        </w:tc>
+        <w:tc>
+          <w:tcPr>
+            <w:tcW w:type="dxa" w:w="4320"/>
+          </w:tcPr>
+          <w:p>
+            <w:pPr>
+              <w:jc w:val="center"/>
+            </w:pPr>
+            <w:r>
+              <w:rPr>
+                <w:rFonts w:ascii="宋体" w:hAnsi="宋体" w:eastAsia="宋体"/>
+                <w:b w:val="0"/>
+                <w:sz w:val="24"/>
+              </w:rPr>
+              <w:t>支持后置/前置相机</w:t>
+            </w:r>
+          </w:p>
+        </w:tc>
+      </w:tr>
+      <w:tr>
+        <w:tc>
+          <w:tcPr>
+            <w:tcW w:type="dxa" w:w="4320"/>
+          </w:tcPr>
+          <w:p>
+            <w:pPr>
+              <w:jc w:val="center"/>
+            </w:pPr>
+            <w:r>
+              <w:rPr>
+                <w:rFonts w:ascii="宋体" w:hAnsi="宋体" w:eastAsia="宋体"/>
+                <w:b w:val="0"/>
+                <w:sz w:val="24"/>
+              </w:rPr>
+              <w:t>定位</w:t>
+            </w:r>
+          </w:p>
+        </w:tc>
+        <w:tc>
+          <w:tcPr>
+            <w:tcW w:type="dxa" w:w="4320"/>
+          </w:tcPr>
+          <w:p>
+            <w:pPr>
+              <w:jc w:val="center"/>
+            </w:pPr>
+            <w:r>
+              <w:rPr>
+                <w:rFonts w:ascii="宋体" w:hAnsi="宋体" w:eastAsia="宋体"/>
+                <w:b w:val="0"/>
+                <w:sz w:val="24"/>
+              </w:rPr>
+              <w:t>支持 GPS 或网络定位（可选）</w:t>
+            </w:r>
+          </w:p>
+        </w:tc>
+      </w:tr>
+      <w:tr>
+        <w:tc>
+          <w:tcPr>
+            <w:tcW w:type="dxa" w:w="4320"/>
+          </w:tcPr>
+          <w:p>
+            <w:pPr>
+              <w:jc w:val="center"/>
+            </w:pPr>
+            <w:r>
+              <w:rPr>
+                <w:rFonts w:ascii="宋体" w:hAnsi="宋体" w:eastAsia="宋体"/>
+                <w:b w:val="0"/>
+                <w:sz w:val="24"/>
+              </w:rPr>
+              <w:t>网络</w:t>
+            </w:r>
+          </w:p>
+        </w:tc>
+        <w:tc>
+          <w:tcPr>
+            <w:tcW w:type="dxa" w:w="4320"/>
+          </w:tcPr>
+          <w:p>
+            <w:pPr>
+              <w:jc w:val="center"/>
+            </w:pPr>
+            <w:r>
+              <w:rPr>
+                <w:rFonts w:ascii="宋体" w:hAnsi="宋体" w:eastAsia="宋体"/>
+                <w:b w:val="0"/>
+                <w:sz w:val="24"/>
+              </w:rPr>
+              <w:t>导出与云端构建需网络；现场采集可离线</w:t>
+            </w:r>
+          </w:p>
+        </w:tc>
+      </w:tr>
+    </w:tbl>
+    <w:p/>
     <w:p>
       <w:pPr>
         <w:pStyle w:val="Heading2"/>
@@ -394,85 +594,258 @@
     </w:p>
     <w:p>
       <w:pPr>
-        <w:spacing w:line="360" w:lineRule="auto"/>
-        <w:ind w:firstLine="420"/>
+        <w:jc w:val="center"/>
       </w:pPr>
       <w:r>
+        <w:rPr>
+          <w:rFonts w:ascii="黑体" w:hAnsi="黑体" w:eastAsia="黑体"/>
+          <w:b/>
+          <w:sz w:val="24"/>
+        </w:rPr>
         <w:t>表2 系统运行环境</w:t>
       </w:r>
     </w:p>
-    <w:p>
-      <w:pPr>
-        <w:spacing w:line="360" w:lineRule="auto"/>
-        <w:ind w:firstLine="420"/>
-      </w:pPr>
-    </w:p>
-    <w:p>
-      <w:pPr>
-        <w:spacing w:line="360" w:lineRule="auto"/>
-        <w:ind w:firstLine="420"/>
-      </w:pPr>
-      <w:r>
-        <w:t>用途</w:t>
-        <w:tab/>
-        <w:t>要求</w:t>
-      </w:r>
-    </w:p>
-    <w:p>
-      <w:pPr>
-        <w:spacing w:line="360" w:lineRule="auto"/>
-        <w:ind w:firstLine="420"/>
-      </w:pPr>
-      <w:r>
-        <w:t>操作系统</w:t>
-        <w:tab/>
-        <w:t>Android 6.0（API 23）及以上</w:t>
-      </w:r>
-    </w:p>
-    <w:p>
-      <w:pPr>
-        <w:spacing w:line="360" w:lineRule="auto"/>
-        <w:ind w:firstLine="420"/>
-      </w:pPr>
-      <w:r>
-        <w:t>应用形式</w:t>
-        <w:tab/>
-        <w:t>Android APK 安装包</w:t>
-      </w:r>
-    </w:p>
-    <w:p>
-      <w:pPr>
-        <w:spacing w:line="360" w:lineRule="auto"/>
-        <w:ind w:firstLine="420"/>
-      </w:pPr>
-      <w:r>
-        <w:t>开发框架</w:t>
-        <w:tab/>
-        <w:t>React 18 + TypeScript + Vite</w:t>
-      </w:r>
-    </w:p>
-    <w:p>
-      <w:pPr>
-        <w:spacing w:line="360" w:lineRule="auto"/>
-        <w:ind w:firstLine="420"/>
-      </w:pPr>
-      <w:r>
-        <w:t>原生容器</w:t>
-        <w:tab/>
-        <w:t>Capacitor 7</w:t>
-      </w:r>
-    </w:p>
-    <w:p>
-      <w:pPr>
-        <w:spacing w:line="360" w:lineRule="auto"/>
-        <w:ind w:firstLine="420"/>
-      </w:pPr>
-      <w:r>
-        <w:t>本地存储</w:t>
-        <w:tab/>
-        <w:t>LocalStorage + Android 文件系统</w:t>
-      </w:r>
-    </w:p>
+    <w:tbl>
+      <w:tblPr>
+        <w:tblStyle w:val="TableGrid"/>
+        <w:tblW w:type="auto" w:w="0"/>
+        <w:jc w:val="center"/>
+        <w:tblLook w:firstColumn="1" w:firstRow="1" w:lastColumn="0" w:lastRow="0" w:noHBand="0" w:noVBand="1" w:val="04A0"/>
+      </w:tblPr>
+      <w:tblGrid>
+        <w:gridCol w:w="4320"/>
+        <w:gridCol w:w="4320"/>
+      </w:tblGrid>
+      <w:tr>
+        <w:tc>
+          <w:tcPr>
+            <w:tcW w:type="dxa" w:w="4320"/>
+          </w:tcPr>
+          <w:p>
+            <w:pPr>
+              <w:jc w:val="center"/>
+            </w:pPr>
+            <w:r>
+              <w:rPr>
+                <w:rFonts w:ascii="宋体" w:hAnsi="宋体" w:eastAsia="宋体"/>
+                <w:b/>
+                <w:sz w:val="24"/>
+              </w:rPr>
+              <w:t>用途</w:t>
+            </w:r>
+          </w:p>
+        </w:tc>
+        <w:tc>
+          <w:tcPr>
+            <w:tcW w:type="dxa" w:w="4320"/>
+          </w:tcPr>
+          <w:p>
+            <w:pPr>
+              <w:jc w:val="center"/>
+            </w:pPr>
+            <w:r>
+              <w:rPr>
+                <w:rFonts w:ascii="宋体" w:hAnsi="宋体" w:eastAsia="宋体"/>
+                <w:b/>
+                <w:sz w:val="24"/>
+              </w:rPr>
+              <w:t>要求</w:t>
+            </w:r>
+          </w:p>
+        </w:tc>
+      </w:tr>
+      <w:tr>
+        <w:tc>
+          <w:tcPr>
+            <w:tcW w:type="dxa" w:w="4320"/>
+          </w:tcPr>
+          <w:p>
+            <w:pPr>
+              <w:jc w:val="center"/>
+            </w:pPr>
+            <w:r>
+              <w:rPr>
+                <w:rFonts w:ascii="宋体" w:hAnsi="宋体" w:eastAsia="宋体"/>
+                <w:b w:val="0"/>
+                <w:sz w:val="24"/>
+              </w:rPr>
+              <w:t>操作系统</w:t>
+            </w:r>
+          </w:p>
+        </w:tc>
+        <w:tc>
+          <w:tcPr>
+            <w:tcW w:type="dxa" w:w="4320"/>
+          </w:tcPr>
+          <w:p>
+            <w:pPr>
+              <w:jc w:val="center"/>
+            </w:pPr>
+            <w:r>
+              <w:rPr>
+                <w:rFonts w:ascii="宋体" w:hAnsi="宋体" w:eastAsia="宋体"/>
+                <w:b w:val="0"/>
+                <w:sz w:val="24"/>
+              </w:rPr>
+              <w:t>Android 6.0（API 23）及以上</w:t>
+            </w:r>
+          </w:p>
+        </w:tc>
+      </w:tr>
+      <w:tr>
+        <w:tc>
+          <w:tcPr>
+            <w:tcW w:type="dxa" w:w="4320"/>
+          </w:tcPr>
+          <w:p>
+            <w:pPr>
+              <w:jc w:val="center"/>
+            </w:pPr>
+            <w:r>
+              <w:rPr>
+                <w:rFonts w:ascii="宋体" w:hAnsi="宋体" w:eastAsia="宋体"/>
+                <w:b w:val="0"/>
+                <w:sz w:val="24"/>
+              </w:rPr>
+              <w:t>应用形式</w:t>
+            </w:r>
+          </w:p>
+        </w:tc>
+        <w:tc>
+          <w:tcPr>
+            <w:tcW w:type="dxa" w:w="4320"/>
+          </w:tcPr>
+          <w:p>
+            <w:pPr>
+              <w:jc w:val="center"/>
+            </w:pPr>
+            <w:r>
+              <w:rPr>
+                <w:rFonts w:ascii="宋体" w:hAnsi="宋体" w:eastAsia="宋体"/>
+                <w:b w:val="0"/>
+                <w:sz w:val="24"/>
+              </w:rPr>
+              <w:t>Android APK 安装包</w:t>
+            </w:r>
+          </w:p>
+        </w:tc>
+      </w:tr>
+      <w:tr>
+        <w:tc>
+          <w:tcPr>
+            <w:tcW w:type="dxa" w:w="4320"/>
+          </w:tcPr>
+          <w:p>
+            <w:pPr>
+              <w:jc w:val="center"/>
+            </w:pPr>
+            <w:r>
+              <w:rPr>
+                <w:rFonts w:ascii="宋体" w:hAnsi="宋体" w:eastAsia="宋体"/>
+                <w:b w:val="0"/>
+                <w:sz w:val="24"/>
+              </w:rPr>
+              <w:t>开发框架</w:t>
+            </w:r>
+          </w:p>
+        </w:tc>
+        <w:tc>
+          <w:tcPr>
+            <w:tcW w:type="dxa" w:w="4320"/>
+          </w:tcPr>
+          <w:p>
+            <w:pPr>
+              <w:jc w:val="center"/>
+            </w:pPr>
+            <w:r>
+              <w:rPr>
+                <w:rFonts w:ascii="宋体" w:hAnsi="宋体" w:eastAsia="宋体"/>
+                <w:b w:val="0"/>
+                <w:sz w:val="24"/>
+              </w:rPr>
+              <w:t>React 18 + TypeScript + Vite</w:t>
+            </w:r>
+          </w:p>
+        </w:tc>
+      </w:tr>
+      <w:tr>
+        <w:tc>
+          <w:tcPr>
+            <w:tcW w:type="dxa" w:w="4320"/>
+          </w:tcPr>
+          <w:p>
+            <w:pPr>
+              <w:jc w:val="center"/>
+            </w:pPr>
+            <w:r>
+              <w:rPr>
+                <w:rFonts w:ascii="宋体" w:hAnsi="宋体" w:eastAsia="宋体"/>
+                <w:b w:val="0"/>
+                <w:sz w:val="24"/>
+              </w:rPr>
+              <w:t>原生容器</w:t>
+            </w:r>
+          </w:p>
+        </w:tc>
+        <w:tc>
+          <w:tcPr>
+            <w:tcW w:type="dxa" w:w="4320"/>
+          </w:tcPr>
+          <w:p>
+            <w:pPr>
+              <w:jc w:val="center"/>
+            </w:pPr>
+            <w:r>
+              <w:rPr>
+                <w:rFonts w:ascii="宋体" w:hAnsi="宋体" w:eastAsia="宋体"/>
+                <w:b w:val="0"/>
+                <w:sz w:val="24"/>
+              </w:rPr>
+              <w:t>Capacitor 7</w:t>
+            </w:r>
+          </w:p>
+        </w:tc>
+      </w:tr>
+      <w:tr>
+        <w:tc>
+          <w:tcPr>
+            <w:tcW w:type="dxa" w:w="4320"/>
+          </w:tcPr>
+          <w:p>
+            <w:pPr>
+              <w:jc w:val="center"/>
+            </w:pPr>
+            <w:r>
+              <w:rPr>
+                <w:rFonts w:ascii="宋体" w:hAnsi="宋体" w:eastAsia="宋体"/>
+                <w:b w:val="0"/>
+                <w:sz w:val="24"/>
+              </w:rPr>
+              <w:t>本地存储</w:t>
+            </w:r>
+          </w:p>
+        </w:tc>
+        <w:tc>
+          <w:tcPr>
+            <w:tcW w:type="dxa" w:w="4320"/>
+          </w:tcPr>
+          <w:p>
+            <w:pPr>
+              <w:jc w:val="center"/>
+            </w:pPr>
+            <w:r>
+              <w:rPr>
+                <w:rFonts w:ascii="宋体" w:hAnsi="宋体" w:eastAsia="宋体"/>
+                <w:b w:val="0"/>
+                <w:sz w:val="24"/>
+              </w:rPr>
+              <w:t>LocalStorage + Android 文件系统</w:t>
+            </w:r>
+          </w:p>
+        </w:tc>
+      </w:tr>
+    </w:tbl>
+    <w:p/>
     <w:p>
       <w:pPr>
         <w:pStyle w:val="Heading1"/>
@@ -591,7 +964,7 @@
         <w:ind w:firstLine="420"/>
       </w:pPr>
       <w:r>
-        <w:t>（5）文件存储模块：通过 Capacitor Media 与 Filesystem 接口将图片保存至 FruitCollector 相册及应用外部目录，按命名规则生成独立图片文件及批次 JSON 元数据。</w:t>
+        <w:t>（5）文件存储模块：通过 Capacitor Media 与 Filesystem 接口将图片优先保存至 FruitCollector 相册，并在 Directory.Data 应用私有目录保留副本；fsUtils 模块处理目录已存在等边界情况，按命名规则生成独立图片文件及批次 JSON 元数据。</w:t>
       </w:r>
     </w:p>
     <w:p>
@@ -662,7 +1035,7 @@
       <w:r>
         <w:drawing>
           <wp:inline xmlns:a="http://schemas.openxmlformats.org/drawingml/2006/main" xmlns:pic="http://schemas.openxmlformats.org/drawingml/2006/picture">
-            <wp:extent cx="4320000" cy="9187493"/>
+            <wp:extent cx="2430000" cy="4860000"/>
             <wp:docPr id="1" name="Picture 1"/>
             <wp:cNvGraphicFramePr>
               <a:graphicFrameLocks noChangeAspect="1"/>
@@ -671,7 +1044,7 @@
               <a:graphicData uri="http://schemas.openxmlformats.org/drawingml/2006/picture">
                 <pic:pic>
                   <pic:nvPicPr>
-                    <pic:cNvPr id="0" name="fig4-2-home.png"/>
+                    <pic:cNvPr id="0" name="image.jpg"/>
                     <pic:cNvPicPr/>
                   </pic:nvPicPr>
                   <pic:blipFill>
@@ -683,7 +1056,7 @@
                   <pic:spPr>
                     <a:xfrm>
                       <a:off x="0" y="0"/>
-                      <a:ext cx="4320000" cy="9187493"/>
+                      <a:ext cx="2430000" cy="4860000"/>
                     </a:xfrm>
                     <a:prstGeom prst="rect"/>
                   </pic:spPr>
@@ -736,7 +1109,7 @@
       <w:r>
         <w:drawing>
           <wp:inline xmlns:a="http://schemas.openxmlformats.org/drawingml/2006/main" xmlns:pic="http://schemas.openxmlformats.org/drawingml/2006/picture">
-            <wp:extent cx="4320000" cy="17220056"/>
+            <wp:extent cx="2430000" cy="4860000"/>
             <wp:docPr id="2" name="Picture 2"/>
             <wp:cNvGraphicFramePr>
               <a:graphicFrameLocks noChangeAspect="1"/>
@@ -745,7 +1118,7 @@
               <a:graphicData uri="http://schemas.openxmlformats.org/drawingml/2006/picture">
                 <pic:pic>
                   <pic:nvPicPr>
-                    <pic:cNvPr id="0" name="fig4-3-collect.png"/>
+                    <pic:cNvPr id="0" name="image.jpg"/>
                     <pic:cNvPicPr/>
                   </pic:nvPicPr>
                   <pic:blipFill>
@@ -757,7 +1130,7 @@
                   <pic:spPr>
                     <a:xfrm>
                       <a:off x="0" y="0"/>
-                      <a:ext cx="4320000" cy="17220056"/>
+                      <a:ext cx="2430000" cy="4860000"/>
                     </a:xfrm>
                     <a:prstGeom prst="rect"/>
                   </pic:spPr>
@@ -810,7 +1183,7 @@
       <w:r>
         <w:drawing>
           <wp:inline xmlns:a="http://schemas.openxmlformats.org/drawingml/2006/main" xmlns:pic="http://schemas.openxmlformats.org/drawingml/2006/picture">
-            <wp:extent cx="4320000" cy="7988603"/>
+            <wp:extent cx="2430000" cy="4860000"/>
             <wp:docPr id="3" name="Picture 3"/>
             <wp:cNvGraphicFramePr>
               <a:graphicFrameLocks noChangeAspect="1"/>
@@ -819,7 +1192,7 @@
               <a:graphicData uri="http://schemas.openxmlformats.org/drawingml/2006/picture">
                 <pic:pic>
                   <pic:nvPicPr>
-                    <pic:cNvPr id="0" name="fig4-4-list.png"/>
+                    <pic:cNvPr id="0" name="image.jpg"/>
                     <pic:cNvPicPr/>
                   </pic:nvPicPr>
                   <pic:blipFill>
@@ -831,7 +1204,7 @@
                   <pic:spPr>
                     <a:xfrm>
                       <a:off x="0" y="0"/>
-                      <a:ext cx="4320000" cy="7988603"/>
+                      <a:ext cx="2430000" cy="4860000"/>
                     </a:xfrm>
                     <a:prstGeom prst="rect"/>
                   </pic:spPr>
@@ -858,7 +1231,7 @@
       <w:r>
         <w:drawing>
           <wp:inline xmlns:a="http://schemas.openxmlformats.org/drawingml/2006/main" xmlns:pic="http://schemas.openxmlformats.org/drawingml/2006/picture">
-            <wp:extent cx="4320000" cy="12640296"/>
+            <wp:extent cx="2430000" cy="4860000"/>
             <wp:docPr id="4" name="Picture 4"/>
             <wp:cNvGraphicFramePr>
               <a:graphicFrameLocks noChangeAspect="1"/>
@@ -867,7 +1240,7 @@
               <a:graphicData uri="http://schemas.openxmlformats.org/drawingml/2006/picture">
                 <pic:pic>
                   <pic:nvPicPr>
-                    <pic:cNvPr id="0" name="fig4-5-detail.png"/>
+                    <pic:cNvPr id="0" name="image.jpg"/>
                     <pic:cNvPicPr/>
                   </pic:nvPicPr>
                   <pic:blipFill>
@@ -879,7 +1252,7 @@
                   <pic:spPr>
                     <a:xfrm>
                       <a:off x="0" y="0"/>
-                      <a:ext cx="4320000" cy="12640296"/>
+                      <a:ext cx="2430000" cy="4860000"/>
                     </a:xfrm>
                     <a:prstGeom prst="rect"/>
                   </pic:spPr>
@@ -932,7 +1305,7 @@
       <w:r>
         <w:drawing>
           <wp:inline xmlns:a="http://schemas.openxmlformats.org/drawingml/2006/main" xmlns:pic="http://schemas.openxmlformats.org/drawingml/2006/picture">
-            <wp:extent cx="4320000" cy="13475523"/>
+            <wp:extent cx="2430000" cy="4860000"/>
             <wp:docPr id="5" name="Picture 5"/>
             <wp:cNvGraphicFramePr>
               <a:graphicFrameLocks noChangeAspect="1"/>
@@ -941,7 +1314,7 @@
               <a:graphicData uri="http://schemas.openxmlformats.org/drawingml/2006/picture">
                 <pic:pic>
                   <pic:nvPicPr>
-                    <pic:cNvPr id="0" name="fig4-6-export.png"/>
+                    <pic:cNvPr id="0" name="image.jpg"/>
                     <pic:cNvPicPr/>
                   </pic:nvPicPr>
                   <pic:blipFill>
@@ -953,7 +1326,7 @@
                   <pic:spPr>
                     <a:xfrm>
                       <a:off x="0" y="0"/>
-                      <a:ext cx="4320000" cy="13475523"/>
+                      <a:ext cx="2430000" cy="4860000"/>
                     </a:xfrm>
                     <a:prstGeom prst="rect"/>
                   </pic:spPr>
@@ -1017,7 +1390,7 @@
       <w:r>
         <w:drawing>
           <wp:inline xmlns:a="http://schemas.openxmlformats.org/drawingml/2006/main" xmlns:pic="http://schemas.openxmlformats.org/drawingml/2006/picture">
-            <wp:extent cx="4320000" cy="9187493"/>
+            <wp:extent cx="2430000" cy="4860000"/>
             <wp:docPr id="6" name="Picture 6"/>
             <wp:cNvGraphicFramePr>
               <a:graphicFrameLocks noChangeAspect="1"/>
@@ -1026,7 +1399,7 @@
               <a:graphicData uri="http://schemas.openxmlformats.org/drawingml/2006/picture">
                 <pic:pic>
                   <pic:nvPicPr>
-                    <pic:cNvPr id="0" name="fig4-2-home.png"/>
+                    <pic:cNvPr id="0" name="image.jpg"/>
                     <pic:cNvPicPr/>
                   </pic:nvPicPr>
                   <pic:blipFill>
@@ -1038,7 +1411,7 @@
                   <pic:spPr>
                     <a:xfrm>
                       <a:off x="0" y="0"/>
-                      <a:ext cx="4320000" cy="9187493"/>
+                      <a:ext cx="2430000" cy="4860000"/>
                     </a:xfrm>
                     <a:prstGeom prst="rect"/>
                   </pic:spPr>
@@ -1091,7 +1464,7 @@
       <w:r>
         <w:drawing>
           <wp:inline xmlns:a="http://schemas.openxmlformats.org/drawingml/2006/main" xmlns:pic="http://schemas.openxmlformats.org/drawingml/2006/picture">
-            <wp:extent cx="4320000" cy="17220056"/>
+            <wp:extent cx="2430000" cy="4860000"/>
             <wp:docPr id="7" name="Picture 7"/>
             <wp:cNvGraphicFramePr>
               <a:graphicFrameLocks noChangeAspect="1"/>
@@ -1100,7 +1473,7 @@
               <a:graphicData uri="http://schemas.openxmlformats.org/drawingml/2006/picture">
                 <pic:pic>
                   <pic:nvPicPr>
-                    <pic:cNvPr id="0" name="fig4-3-collect.png"/>
+                    <pic:cNvPr id="0" name="image.jpg"/>
                     <pic:cNvPicPr/>
                   </pic:nvPicPr>
                   <pic:blipFill>
@@ -1112,7 +1485,7 @@
                   <pic:spPr>
                     <a:xfrm>
                       <a:off x="0" y="0"/>
-                      <a:ext cx="4320000" cy="17220056"/>
+                      <a:ext cx="2430000" cy="4860000"/>
                     </a:xfrm>
                     <a:prstGeom prst="rect"/>
                   </pic:spPr>
@@ -1165,7 +1538,7 @@
       <w:r>
         <w:drawing>
           <wp:inline xmlns:a="http://schemas.openxmlformats.org/drawingml/2006/main" xmlns:pic="http://schemas.openxmlformats.org/drawingml/2006/picture">
-            <wp:extent cx="4320000" cy="7988603"/>
+            <wp:extent cx="2430000" cy="4860000"/>
             <wp:docPr id="8" name="Picture 8"/>
             <wp:cNvGraphicFramePr>
               <a:graphicFrameLocks noChangeAspect="1"/>
@@ -1174,7 +1547,7 @@
               <a:graphicData uri="http://schemas.openxmlformats.org/drawingml/2006/picture">
                 <pic:pic>
                   <pic:nvPicPr>
-                    <pic:cNvPr id="0" name="fig4-4-list.png"/>
+                    <pic:cNvPr id="0" name="image.jpg"/>
                     <pic:cNvPicPr/>
                   </pic:nvPicPr>
                   <pic:blipFill>
@@ -1186,7 +1559,7 @@
                   <pic:spPr>
                     <a:xfrm>
                       <a:off x="0" y="0"/>
-                      <a:ext cx="4320000" cy="7988603"/>
+                      <a:ext cx="2430000" cy="4860000"/>
                     </a:xfrm>
                     <a:prstGeom prst="rect"/>
                   </pic:spPr>
@@ -1239,7 +1612,7 @@
       <w:r>
         <w:drawing>
           <wp:inline xmlns:a="http://schemas.openxmlformats.org/drawingml/2006/main" xmlns:pic="http://schemas.openxmlformats.org/drawingml/2006/picture">
-            <wp:extent cx="4320000" cy="13475523"/>
+            <wp:extent cx="2430000" cy="4860000"/>
             <wp:docPr id="9" name="Picture 9"/>
             <wp:cNvGraphicFramePr>
               <a:graphicFrameLocks noChangeAspect="1"/>
@@ -1248,7 +1621,7 @@
               <a:graphicData uri="http://schemas.openxmlformats.org/drawingml/2006/picture">
                 <pic:pic>
                   <pic:nvPicPr>
-                    <pic:cNvPr id="0" name="fig4-6-export.png"/>
+                    <pic:cNvPr id="0" name="image.jpg"/>
                     <pic:cNvPicPr/>
                   </pic:nvPicPr>
                   <pic:blipFill>
@@ -1260,7 +1633,7 @@
                   <pic:spPr>
                     <a:xfrm>
                       <a:off x="0" y="0"/>
-                      <a:ext cx="4320000" cy="13475523"/>
+                      <a:ext cx="2430000" cy="4860000"/>
                     </a:xfrm>
                     <a:prstGeom prst="rect"/>
                   </pic:spPr>
@@ -1284,90 +1657,311 @@
     </w:p>
     <w:p>
       <w:pPr>
-        <w:spacing w:line="360" w:lineRule="auto"/>
-        <w:ind w:firstLine="420"/>
+        <w:jc w:val="center"/>
       </w:pPr>
       <w:r>
+        <w:rPr>
+          <w:rFonts w:ascii="黑体" w:hAnsi="黑体" w:eastAsia="黑体"/>
+          <w:b/>
+          <w:sz w:val="24"/>
+        </w:rPr>
         <w:t>表3 病害标注选项说明</w:t>
       </w:r>
     </w:p>
-    <w:p>
-      <w:pPr>
-        <w:spacing w:line="360" w:lineRule="auto"/>
-        <w:ind w:firstLine="420"/>
-      </w:pPr>
-    </w:p>
-    <w:p>
-      <w:pPr>
-        <w:spacing w:line="360" w:lineRule="auto"/>
-        <w:ind w:firstLine="420"/>
-      </w:pPr>
-      <w:r>
-        <w:t>选项</w:t>
-        <w:tab/>
-        <w:t>含义</w:t>
-        <w:tab/>
-        <w:t>适用场景</w:t>
-      </w:r>
-    </w:p>
-    <w:p>
-      <w:pPr>
-        <w:spacing w:line="360" w:lineRule="auto"/>
-        <w:ind w:firstLine="420"/>
-      </w:pPr>
-      <w:r>
-        <w:t>未知</w:t>
-        <w:tab/>
-        <w:t>不清楚具体病害类型</w:t>
-        <w:tab/>
-        <w:t>现场无法判断病害名称</w:t>
-      </w:r>
-    </w:p>
-    <w:p>
-      <w:pPr>
-        <w:spacing w:line="360" w:lineRule="auto"/>
-        <w:ind w:firstLine="420"/>
-      </w:pPr>
-      <w:r>
-        <w:t>上一个病害</w:t>
-        <w:tab/>
-        <w:t>沿用最近一次保存的病害标签</w:t>
-        <w:tab/>
-        <w:t>连续拍摄同一病害样本</w:t>
-      </w:r>
-    </w:p>
-    <w:p>
-      <w:pPr>
-        <w:spacing w:line="360" w:lineRule="auto"/>
-        <w:ind w:firstLine="420"/>
-      </w:pPr>
-      <w:r>
-        <w:t>健康</w:t>
-        <w:tab/>
-        <w:t>确认无病害</w:t>
-        <w:tab/>
-        <w:t>正常果实对照样本</w:t>
-      </w:r>
-    </w:p>
-    <w:p>
-      <w:pPr>
-        <w:spacing w:line="360" w:lineRule="auto"/>
-        <w:ind w:firstLine="420"/>
-      </w:pPr>
-      <w:r>
-        <w:t>具体病害名</w:t>
-        <w:tab/>
-        <w:t>如炭疽病、白粉病等</w:t>
-        <w:tab/>
-        <w:t>能明确判断病害类型</w:t>
-      </w:r>
-    </w:p>
-    <w:p>
-      <w:pPr>
-        <w:spacing w:line="360" w:lineRule="auto"/>
-        <w:ind w:firstLine="420"/>
-      </w:pPr>
-    </w:p>
+    <w:tbl>
+      <w:tblPr>
+        <w:tblStyle w:val="TableGrid"/>
+        <w:tblW w:type="auto" w:w="0"/>
+        <w:jc w:val="center"/>
+        <w:tblLook w:firstColumn="1" w:firstRow="1" w:lastColumn="0" w:lastRow="0" w:noHBand="0" w:noVBand="1" w:val="04A0"/>
+      </w:tblPr>
+      <w:tblGrid>
+        <w:gridCol w:w="2880"/>
+        <w:gridCol w:w="2880"/>
+        <w:gridCol w:w="2880"/>
+      </w:tblGrid>
+      <w:tr>
+        <w:tc>
+          <w:tcPr>
+            <w:tcW w:type="dxa" w:w="2880"/>
+          </w:tcPr>
+          <w:p>
+            <w:pPr>
+              <w:jc w:val="center"/>
+            </w:pPr>
+            <w:r>
+              <w:rPr>
+                <w:rFonts w:ascii="宋体" w:hAnsi="宋体" w:eastAsia="宋体"/>
+                <w:b/>
+                <w:sz w:val="24"/>
+              </w:rPr>
+              <w:t>选项</w:t>
+            </w:r>
+          </w:p>
+        </w:tc>
+        <w:tc>
+          <w:tcPr>
+            <w:tcW w:type="dxa" w:w="2880"/>
+          </w:tcPr>
+          <w:p>
+            <w:pPr>
+              <w:jc w:val="center"/>
+            </w:pPr>
+            <w:r>
+              <w:rPr>
+                <w:rFonts w:ascii="宋体" w:hAnsi="宋体" w:eastAsia="宋体"/>
+                <w:b/>
+                <w:sz w:val="24"/>
+              </w:rPr>
+              <w:t>含义</w:t>
+            </w:r>
+          </w:p>
+        </w:tc>
+        <w:tc>
+          <w:tcPr>
+            <w:tcW w:type="dxa" w:w="2880"/>
+          </w:tcPr>
+          <w:p>
+            <w:pPr>
+              <w:jc w:val="center"/>
+            </w:pPr>
+            <w:r>
+              <w:rPr>
+                <w:rFonts w:ascii="宋体" w:hAnsi="宋体" w:eastAsia="宋体"/>
+                <w:b/>
+                <w:sz w:val="24"/>
+              </w:rPr>
+              <w:t>适用场景</w:t>
+            </w:r>
+          </w:p>
+        </w:tc>
+      </w:tr>
+      <w:tr>
+        <w:tc>
+          <w:tcPr>
+            <w:tcW w:type="dxa" w:w="2880"/>
+          </w:tcPr>
+          <w:p>
+            <w:pPr>
+              <w:jc w:val="center"/>
+            </w:pPr>
+            <w:r>
+              <w:rPr>
+                <w:rFonts w:ascii="宋体" w:hAnsi="宋体" w:eastAsia="宋体"/>
+                <w:b w:val="0"/>
+                <w:sz w:val="24"/>
+              </w:rPr>
+              <w:t>未知</w:t>
+            </w:r>
+          </w:p>
+        </w:tc>
+        <w:tc>
+          <w:tcPr>
+            <w:tcW w:type="dxa" w:w="2880"/>
+          </w:tcPr>
+          <w:p>
+            <w:pPr>
+              <w:jc w:val="center"/>
+            </w:pPr>
+            <w:r>
+              <w:rPr>
+                <w:rFonts w:ascii="宋体" w:hAnsi="宋体" w:eastAsia="宋体"/>
+                <w:b w:val="0"/>
+                <w:sz w:val="24"/>
+              </w:rPr>
+              <w:t>不清楚具体病害类型</w:t>
+            </w:r>
+          </w:p>
+        </w:tc>
+        <w:tc>
+          <w:tcPr>
+            <w:tcW w:type="dxa" w:w="2880"/>
+          </w:tcPr>
+          <w:p>
+            <w:pPr>
+              <w:jc w:val="center"/>
+            </w:pPr>
+            <w:r>
+              <w:rPr>
+                <w:rFonts w:ascii="宋体" w:hAnsi="宋体" w:eastAsia="宋体"/>
+                <w:b w:val="0"/>
+                <w:sz w:val="24"/>
+              </w:rPr>
+              <w:t>现场无法判断病害名称</w:t>
+            </w:r>
+          </w:p>
+        </w:tc>
+      </w:tr>
+      <w:tr>
+        <w:tc>
+          <w:tcPr>
+            <w:tcW w:type="dxa" w:w="2880"/>
+          </w:tcPr>
+          <w:p>
+            <w:pPr>
+              <w:jc w:val="center"/>
+            </w:pPr>
+            <w:r>
+              <w:rPr>
+                <w:rFonts w:ascii="宋体" w:hAnsi="宋体" w:eastAsia="宋体"/>
+                <w:b w:val="0"/>
+                <w:sz w:val="24"/>
+              </w:rPr>
+              <w:t>上一个病害</w:t>
+            </w:r>
+          </w:p>
+        </w:tc>
+        <w:tc>
+          <w:tcPr>
+            <w:tcW w:type="dxa" w:w="2880"/>
+          </w:tcPr>
+          <w:p>
+            <w:pPr>
+              <w:jc w:val="center"/>
+            </w:pPr>
+            <w:r>
+              <w:rPr>
+                <w:rFonts w:ascii="宋体" w:hAnsi="宋体" w:eastAsia="宋体"/>
+                <w:b w:val="0"/>
+                <w:sz w:val="24"/>
+              </w:rPr>
+              <w:t>沿用最近一次保存的病害标签</w:t>
+            </w:r>
+          </w:p>
+        </w:tc>
+        <w:tc>
+          <w:tcPr>
+            <w:tcW w:type="dxa" w:w="2880"/>
+          </w:tcPr>
+          <w:p>
+            <w:pPr>
+              <w:jc w:val="center"/>
+            </w:pPr>
+            <w:r>
+              <w:rPr>
+                <w:rFonts w:ascii="宋体" w:hAnsi="宋体" w:eastAsia="宋体"/>
+                <w:b w:val="0"/>
+                <w:sz w:val="24"/>
+              </w:rPr>
+              <w:t>连续拍摄同一病害样本</w:t>
+            </w:r>
+          </w:p>
+        </w:tc>
+      </w:tr>
+      <w:tr>
+        <w:tc>
+          <w:tcPr>
+            <w:tcW w:type="dxa" w:w="2880"/>
+          </w:tcPr>
+          <w:p>
+            <w:pPr>
+              <w:jc w:val="center"/>
+            </w:pPr>
+            <w:r>
+              <w:rPr>
+                <w:rFonts w:ascii="宋体" w:hAnsi="宋体" w:eastAsia="宋体"/>
+                <w:b w:val="0"/>
+                <w:sz w:val="24"/>
+              </w:rPr>
+              <w:t>健康</w:t>
+            </w:r>
+          </w:p>
+        </w:tc>
+        <w:tc>
+          <w:tcPr>
+            <w:tcW w:type="dxa" w:w="2880"/>
+          </w:tcPr>
+          <w:p>
+            <w:pPr>
+              <w:jc w:val="center"/>
+            </w:pPr>
+            <w:r>
+              <w:rPr>
+                <w:rFonts w:ascii="宋体" w:hAnsi="宋体" w:eastAsia="宋体"/>
+                <w:b w:val="0"/>
+                <w:sz w:val="24"/>
+              </w:rPr>
+              <w:t>确认无病害</w:t>
+            </w:r>
+          </w:p>
+        </w:tc>
+        <w:tc>
+          <w:tcPr>
+            <w:tcW w:type="dxa" w:w="2880"/>
+          </w:tcPr>
+          <w:p>
+            <w:pPr>
+              <w:jc w:val="center"/>
+            </w:pPr>
+            <w:r>
+              <w:rPr>
+                <w:rFonts w:ascii="宋体" w:hAnsi="宋体" w:eastAsia="宋体"/>
+                <w:b w:val="0"/>
+                <w:sz w:val="24"/>
+              </w:rPr>
+              <w:t>正常果实对照样本</w:t>
+            </w:r>
+          </w:p>
+        </w:tc>
+      </w:tr>
+      <w:tr>
+        <w:tc>
+          <w:tcPr>
+            <w:tcW w:type="dxa" w:w="2880"/>
+          </w:tcPr>
+          <w:p>
+            <w:pPr>
+              <w:jc w:val="center"/>
+            </w:pPr>
+            <w:r>
+              <w:rPr>
+                <w:rFonts w:ascii="宋体" w:hAnsi="宋体" w:eastAsia="宋体"/>
+                <w:b w:val="0"/>
+                <w:sz w:val="24"/>
+              </w:rPr>
+              <w:t>具体病害名</w:t>
+            </w:r>
+          </w:p>
+        </w:tc>
+        <w:tc>
+          <w:tcPr>
+            <w:tcW w:type="dxa" w:w="2880"/>
+          </w:tcPr>
+          <w:p>
+            <w:pPr>
+              <w:jc w:val="center"/>
+            </w:pPr>
+            <w:r>
+              <w:rPr>
+                <w:rFonts w:ascii="宋体" w:hAnsi="宋体" w:eastAsia="宋体"/>
+                <w:b w:val="0"/>
+                <w:sz w:val="24"/>
+              </w:rPr>
+              <w:t>如炭疽病、白粉病等</w:t>
+            </w:r>
+          </w:p>
+        </w:tc>
+        <w:tc>
+          <w:tcPr>
+            <w:tcW w:type="dxa" w:w="2880"/>
+          </w:tcPr>
+          <w:p>
+            <w:pPr>
+              <w:jc w:val="center"/>
+            </w:pPr>
+            <w:r>
+              <w:rPr>
+                <w:rFonts w:ascii="宋体" w:hAnsi="宋体" w:eastAsia="宋体"/>
+                <w:b w:val="0"/>
+                <w:sz w:val="24"/>
+              </w:rPr>
+              <w:t>能明确判断病害类型</w:t>
+            </w:r>
+          </w:p>
+        </w:tc>
+      </w:tr>
+    </w:tbl>
+    <w:p/>
     <w:p>
       <w:pPr>
         <w:spacing w:line="360" w:lineRule="auto"/>
@@ -1399,7 +1993,7 @@
       <w:r>
         <w:drawing>
           <wp:inline xmlns:a="http://schemas.openxmlformats.org/drawingml/2006/main" xmlns:pic="http://schemas.openxmlformats.org/drawingml/2006/picture">
-            <wp:extent cx="4320000" cy="17220056"/>
+            <wp:extent cx="2430000" cy="4860000"/>
             <wp:docPr id="10" name="Picture 10"/>
             <wp:cNvGraphicFramePr>
               <a:graphicFrameLocks noChangeAspect="1"/>
@@ -1408,7 +2002,7 @@
               <a:graphicData uri="http://schemas.openxmlformats.org/drawingml/2006/picture">
                 <pic:pic>
                   <pic:nvPicPr>
-                    <pic:cNvPr id="0" name="fig5-5-disease.png"/>
+                    <pic:cNvPr id="0" name="image.jpg"/>
                     <pic:cNvPicPr/>
                   </pic:nvPicPr>
                   <pic:blipFill>
@@ -1420,7 +2014,7 @@
                   <pic:spPr>
                     <a:xfrm>
                       <a:off x="0" y="0"/>
-                      <a:ext cx="4320000" cy="17220056"/>
+                      <a:ext cx="2430000" cy="4860000"/>
                     </a:xfrm>
                     <a:prstGeom prst="rect"/>
                   </pic:spPr>
